--- a/downloads/teacher/04 Units/Unit 02 - Individual Growth and Life Readiness - Me, My Goals, My Money/Lesson 02.17 - The Crisis and Panic Selling.docx
+++ b/downloads/teacher/04 Units/Unit 02 - Individual Growth and Life Readiness - Me, My Goals, My Money/Lesson 02.17 - The Crisis and Panic Selling.docx
@@ -304,23 +304,41 @@
       <w:r>
         <w:t xml:space="preserve">By the end of this lesson, students will be able to:</w:t>
       </w:r>
-      <w:r>
-        <w:t xml:space="preserve"> </w:t>
-      </w:r>
-      <w:r>
-        <w:t xml:space="preserve">1. (Low) Given the crisis dispatch, describe what a market crash is and name two signs of stress they noticed in themselves or the room.</w:t>
-      </w:r>
-      <w:r>
-        <w:t xml:space="preserve"> </w:t>
-      </w:r>
-      <w:r>
-        <w:t xml:space="preserve">2. (Mid) Given their own crashing portfolio, apply the five-step decision model (name the choice, list options, weigh each against what matters, decide, look back) to the sell, hold, or buy choice and record it on the decision grid.</w:t>
-      </w:r>
-      <w:r>
-        <w:t xml:space="preserve"> </w:t>
-      </w:r>
-      <w:r>
-        <w:t xml:space="preserve">3. (High) Given the class poll and two real crashes, evaluate their own Day 1 decision in writing: was it a plan or a panic, and what evidence says so.</w:t>
+    </w:p>
+    <w:p>
+      <w:pPr>
+        <w:numPr>
+          <w:ilvl w:val="0"/>
+          <w:numId w:val="1002"/>
+        </w:numPr>
+        <w:pStyle w:val="Compact"/>
+      </w:pPr>
+      <w:r>
+        <w:t xml:space="preserve">(Low) Given the crisis dispatch, describe what a market crash is and name two signs of stress they noticed in themselves or the room.</w:t>
+      </w:r>
+    </w:p>
+    <w:p>
+      <w:pPr>
+        <w:numPr>
+          <w:ilvl w:val="0"/>
+          <w:numId w:val="1002"/>
+        </w:numPr>
+        <w:pStyle w:val="Compact"/>
+      </w:pPr>
+      <w:r>
+        <w:t xml:space="preserve">(Mid) Given their own crashing portfolio, apply the five-step decision model (name the choice, list options, weigh each against what matters, decide, look back) to the sell, hold, or buy choice and record it on the decision grid.</w:t>
+      </w:r>
+    </w:p>
+    <w:p>
+      <w:pPr>
+        <w:numPr>
+          <w:ilvl w:val="0"/>
+          <w:numId w:val="1002"/>
+        </w:numPr>
+        <w:pStyle w:val="Compact"/>
+      </w:pPr>
+      <w:r>
+        <w:t xml:space="preserve">(High) Given the class poll and two real crashes, evaluate their own Day 1 decision in writing: was it a plan or a panic, and what evidence says so.</w:t>
       </w:r>
     </w:p>
     <w:p>
@@ -361,7 +379,7 @@
       <w:pPr>
         <w:numPr>
           <w:ilvl w:val="0"/>
-          <w:numId w:val="1002"/>
+          <w:numId w:val="1003"/>
         </w:numPr>
         <w:pStyle w:val="Compact"/>
       </w:pPr>
@@ -373,7 +391,7 @@
       <w:pPr>
         <w:numPr>
           <w:ilvl w:val="0"/>
-          <w:numId w:val="1002"/>
+          <w:numId w:val="1003"/>
         </w:numPr>
         <w:pStyle w:val="Compact"/>
       </w:pPr>
@@ -391,7 +409,7 @@
       <w:pPr>
         <w:numPr>
           <w:ilvl w:val="0"/>
-          <w:numId w:val="1002"/>
+          <w:numId w:val="1003"/>
         </w:numPr>
         <w:pStyle w:val="Compact"/>
       </w:pPr>
@@ -403,7 +421,7 @@
       <w:pPr>
         <w:numPr>
           <w:ilvl w:val="0"/>
-          <w:numId w:val="1002"/>
+          <w:numId w:val="1003"/>
         </w:numPr>
         <w:pStyle w:val="Compact"/>
       </w:pPr>
@@ -415,7 +433,7 @@
       <w:pPr>
         <w:numPr>
           <w:ilvl w:val="0"/>
-          <w:numId w:val="1002"/>
+          <w:numId w:val="1003"/>
         </w:numPr>
         <w:pStyle w:val="Compact"/>
       </w:pPr>
@@ -436,7 +454,7 @@
       <w:pPr>
         <w:numPr>
           <w:ilvl w:val="0"/>
-          <w:numId w:val="1002"/>
+          <w:numId w:val="1003"/>
         </w:numPr>
         <w:pStyle w:val="Compact"/>
       </w:pPr>
@@ -448,7 +466,7 @@
       <w:pPr>
         <w:numPr>
           <w:ilvl w:val="0"/>
-          <w:numId w:val="1002"/>
+          <w:numId w:val="1003"/>
         </w:numPr>
         <w:pStyle w:val="Compact"/>
       </w:pPr>
@@ -1291,49 +1309,85 @@
       <w:r>
         <w:t xml:space="preserve">Monitor understanding:</w:t>
       </w:r>
-      <w:r>
-        <w:t xml:space="preserve"> </w:t>
-      </w:r>
-      <w:r>
-        <w:t xml:space="preserve">- Which ventures on the ticker did not fall? Why those?</w:t>
-      </w:r>
-      <w:r>
-        <w:t xml:space="preserve"> </w:t>
-      </w:r>
-      <w:r>
-        <w:t xml:space="preserve">- You held. Your total fortune is down 3,000. Did you lose 3,000?</w:t>
-      </w:r>
-      <w:r>
-        <w:t xml:space="preserve"> </w:t>
-      </w:r>
-      <w:r>
-        <w:t xml:space="preserve">- You sold everything at window 26. What would you need to see to buy back in?</w:t>
-      </w:r>
-    </w:p>
-    <w:p>
-      <w:pPr>
-        <w:pStyle w:val="BodyText"/>
+    </w:p>
+    <w:p>
+      <w:pPr>
+        <w:numPr>
+          <w:ilvl w:val="0"/>
+          <w:numId w:val="1004"/>
+        </w:numPr>
+        <w:pStyle w:val="Compact"/>
+      </w:pPr>
+      <w:r>
+        <w:t xml:space="preserve">Which ventures on the ticker did not fall? Why those?</w:t>
+      </w:r>
+    </w:p>
+    <w:p>
+      <w:pPr>
+        <w:numPr>
+          <w:ilvl w:val="0"/>
+          <w:numId w:val="1004"/>
+        </w:numPr>
+        <w:pStyle w:val="Compact"/>
+      </w:pPr>
+      <w:r>
+        <w:t xml:space="preserve">You held. Your total fortune is down 3,000. Did you lose 3,000?</w:t>
+      </w:r>
+    </w:p>
+    <w:p>
+      <w:pPr>
+        <w:numPr>
+          <w:ilvl w:val="0"/>
+          <w:numId w:val="1004"/>
+        </w:numPr>
+        <w:pStyle w:val="Compact"/>
+      </w:pPr>
+      <w:r>
+        <w:t xml:space="preserve">You sold everything at window 26. What would you need to see to buy back in?</w:t>
+      </w:r>
+    </w:p>
+    <w:p>
+      <w:pPr>
+        <w:pStyle w:val="FirstParagraph"/>
       </w:pPr>
       <w:r>
         <w:t xml:space="preserve">Deepen learning:</w:t>
       </w:r>
-      <w:r>
-        <w:t xml:space="preserve"> </w:t>
-      </w:r>
-      <w:r>
-        <w:t xml:space="preserve">- Two students both have Sparkstone. One sold at the first drop, one held. Which one made the decision, and which one had the decision made for them by their stomach?</w:t>
-      </w:r>
-      <w:r>
-        <w:t xml:space="preserve"> </w:t>
-      </w:r>
-      <w:r>
-        <w:t xml:space="preserve">- In 2008, who was hurt worst: the people who never invested, the people who held, or the people who sold at the bottom? What does that tell you?</w:t>
-      </w:r>
-      <w:r>
-        <w:t xml:space="preserve"> </w:t>
-      </w:r>
-      <w:r>
-        <w:t xml:space="preserve">- What does a stress sign feel like in your body, and how would you know it before you tap Sell?</w:t>
+    </w:p>
+    <w:p>
+      <w:pPr>
+        <w:numPr>
+          <w:ilvl w:val="0"/>
+          <w:numId w:val="1005"/>
+        </w:numPr>
+        <w:pStyle w:val="Compact"/>
+      </w:pPr>
+      <w:r>
+        <w:t xml:space="preserve">Two students both have Sparkstone. One sold at the first drop, one held. Which one made the decision, and which one had the decision made for them by their stomach?</w:t>
+      </w:r>
+    </w:p>
+    <w:p>
+      <w:pPr>
+        <w:numPr>
+          <w:ilvl w:val="0"/>
+          <w:numId w:val="1005"/>
+        </w:numPr>
+        <w:pStyle w:val="Compact"/>
+      </w:pPr>
+      <w:r>
+        <w:t xml:space="preserve">In 2008, who was hurt worst: the people who never invested, the people who held, or the people who sold at the bottom? What does that tell you?</w:t>
+      </w:r>
+    </w:p>
+    <w:p>
+      <w:pPr>
+        <w:numPr>
+          <w:ilvl w:val="0"/>
+          <w:numId w:val="1005"/>
+        </w:numPr>
+        <w:pStyle w:val="Compact"/>
+      </w:pPr>
+      <w:r>
+        <w:t xml:space="preserve">What does a stress sign feel like in your body, and how would you know it before you tap Sell?</w:t>
       </w:r>
     </w:p>
     <w:p>
@@ -1584,7 +1638,7 @@
       <w:pPr>
         <w:numPr>
           <w:ilvl w:val="0"/>
-          <w:numId w:val="1003"/>
+          <w:numId w:val="1006"/>
         </w:numPr>
         <w:pStyle w:val="Compact"/>
       </w:pPr>
@@ -1614,7 +1668,7 @@
       <w:pPr>
         <w:numPr>
           <w:ilvl w:val="0"/>
-          <w:numId w:val="1003"/>
+          <w:numId w:val="1006"/>
         </w:numPr>
         <w:pStyle w:val="Compact"/>
       </w:pPr>
@@ -1626,7 +1680,7 @@
       <w:pPr>
         <w:numPr>
           <w:ilvl w:val="0"/>
-          <w:numId w:val="1003"/>
+          <w:numId w:val="1006"/>
         </w:numPr>
         <w:pStyle w:val="Compact"/>
       </w:pPr>
@@ -1638,7 +1692,7 @@
       <w:pPr>
         <w:numPr>
           <w:ilvl w:val="0"/>
-          <w:numId w:val="1003"/>
+          <w:numId w:val="1006"/>
         </w:numPr>
         <w:pStyle w:val="Compact"/>
       </w:pPr>
@@ -1650,7 +1704,7 @@
       <w:pPr>
         <w:numPr>
           <w:ilvl w:val="0"/>
-          <w:numId w:val="1003"/>
+          <w:numId w:val="1006"/>
         </w:numPr>
         <w:pStyle w:val="Compact"/>
       </w:pPr>
@@ -1662,7 +1716,7 @@
       <w:pPr>
         <w:numPr>
           <w:ilvl w:val="0"/>
-          <w:numId w:val="1003"/>
+          <w:numId w:val="1006"/>
         </w:numPr>
         <w:pStyle w:val="Compact"/>
       </w:pPr>
@@ -2008,7 +2062,7 @@
       <w:pPr>
         <w:numPr>
           <w:ilvl w:val="0"/>
-          <w:numId w:val="1004"/>
+          <w:numId w:val="1007"/>
         </w:numPr>
         <w:pStyle w:val="Compact"/>
       </w:pPr>
@@ -2020,7 +2074,7 @@
       <w:pPr>
         <w:numPr>
           <w:ilvl w:val="0"/>
-          <w:numId w:val="1004"/>
+          <w:numId w:val="1007"/>
         </w:numPr>
         <w:pStyle w:val="Compact"/>
       </w:pPr>
@@ -2032,7 +2086,7 @@
       <w:pPr>
         <w:numPr>
           <w:ilvl w:val="0"/>
-          <w:numId w:val="1004"/>
+          <w:numId w:val="1007"/>
         </w:numPr>
         <w:pStyle w:val="Compact"/>
       </w:pPr>
@@ -2056,7 +2110,7 @@
       <w:pPr>
         <w:numPr>
           <w:ilvl w:val="0"/>
-          <w:numId w:val="1004"/>
+          <w:numId w:val="1007"/>
         </w:numPr>
         <w:pStyle w:val="Compact"/>
       </w:pPr>
@@ -2068,7 +2122,7 @@
       <w:pPr>
         <w:numPr>
           <w:ilvl w:val="0"/>
-          <w:numId w:val="1004"/>
+          <w:numId w:val="1007"/>
         </w:numPr>
         <w:pStyle w:val="Compact"/>
       </w:pPr>
@@ -2155,7 +2209,7 @@
       <w:pPr>
         <w:numPr>
           <w:ilvl w:val="0"/>
-          <w:numId w:val="1004"/>
+          <w:numId w:val="1007"/>
         </w:numPr>
         <w:pStyle w:val="Compact"/>
       </w:pPr>
@@ -2186,7 +2240,7 @@
       <w:pPr>
         <w:numPr>
           <w:ilvl w:val="0"/>
-          <w:numId w:val="1005"/>
+          <w:numId w:val="1008"/>
         </w:numPr>
         <w:pStyle w:val="Compact"/>
       </w:pPr>
@@ -2198,7 +2252,7 @@
       <w:pPr>
         <w:numPr>
           <w:ilvl w:val="0"/>
-          <w:numId w:val="1005"/>
+          <w:numId w:val="1008"/>
         </w:numPr>
         <w:pStyle w:val="Compact"/>
       </w:pPr>
@@ -2210,7 +2264,7 @@
       <w:pPr>
         <w:numPr>
           <w:ilvl w:val="0"/>
-          <w:numId w:val="1005"/>
+          <w:numId w:val="1008"/>
         </w:numPr>
         <w:pStyle w:val="Compact"/>
       </w:pPr>
@@ -2240,7 +2294,7 @@
       <w:pPr>
         <w:numPr>
           <w:ilvl w:val="0"/>
-          <w:numId w:val="1005"/>
+          <w:numId w:val="1008"/>
         </w:numPr>
         <w:pStyle w:val="Compact"/>
       </w:pPr>
@@ -2252,7 +2306,7 @@
       <w:pPr>
         <w:numPr>
           <w:ilvl w:val="0"/>
-          <w:numId w:val="1005"/>
+          <w:numId w:val="1008"/>
         </w:numPr>
         <w:pStyle w:val="Compact"/>
       </w:pPr>
@@ -2264,7 +2318,7 @@
       <w:pPr>
         <w:numPr>
           <w:ilvl w:val="0"/>
-          <w:numId w:val="1005"/>
+          <w:numId w:val="1008"/>
         </w:numPr>
         <w:pStyle w:val="Compact"/>
       </w:pPr>
@@ -2560,6 +2614,118 @@
       </w:pPr>
     </w:lvl>
   </w:abstractNum>
+  <w:abstractNum w:abstractNumId="99411">
+    <w:nsid w:val="71315dca"/>
+    <w:multiLevelType w:val="multilevel"/>
+    <w:lvl w:ilvl="0">
+      <w:start w:val="1"/>
+      <w:numFmt w:val="decimal"/>
+      <w:lvlText w:val="%1."/>
+      <w:lvlJc w:val="left"/>
+      <w:pPr>
+        <w:tabs>
+          <w:tab w:val="num" w:pos="0"/>
+        </w:tabs>
+        <w:ind w:left="480" w:hanging="480"/>
+      </w:pPr>
+    </w:lvl>
+    <w:lvl w:ilvl="1">
+      <w:start w:val="1"/>
+      <w:numFmt w:val="decimal"/>
+      <w:lvlText w:val="%2."/>
+      <w:lvlJc w:val="left"/>
+      <w:pPr>
+        <w:tabs>
+          <w:tab w:val="num" w:pos="720"/>
+        </w:tabs>
+        <w:ind w:left="1200" w:hanging="480"/>
+      </w:pPr>
+    </w:lvl>
+    <w:lvl w:ilvl="2">
+      <w:start w:val="1"/>
+      <w:numFmt w:val="decimal"/>
+      <w:lvlText w:val="%3."/>
+      <w:lvlJc w:val="left"/>
+      <w:pPr>
+        <w:tabs>
+          <w:tab w:val="num" w:pos="1440"/>
+        </w:tabs>
+        <w:ind w:left="1920" w:hanging="480"/>
+      </w:pPr>
+    </w:lvl>
+    <w:lvl w:ilvl="3">
+      <w:start w:val="1"/>
+      <w:numFmt w:val="decimal"/>
+      <w:lvlText w:val="%4."/>
+      <w:lvlJc w:val="left"/>
+      <w:pPr>
+        <w:tabs>
+          <w:tab w:val="num" w:pos="2160"/>
+        </w:tabs>
+        <w:ind w:left="2640" w:hanging="480"/>
+      </w:pPr>
+    </w:lvl>
+    <w:lvl w:ilvl="4">
+      <w:start w:val="1"/>
+      <w:numFmt w:val="decimal"/>
+      <w:lvlText w:val="%5."/>
+      <w:lvlJc w:val="left"/>
+      <w:pPr>
+        <w:tabs>
+          <w:tab w:val="num" w:pos="2880"/>
+        </w:tabs>
+        <w:ind w:left="3360" w:hanging="480"/>
+      </w:pPr>
+    </w:lvl>
+    <w:lvl w:ilvl="5">
+      <w:start w:val="1"/>
+      <w:numFmt w:val="decimal"/>
+      <w:lvlText w:val="%6."/>
+      <w:lvlJc w:val="left"/>
+      <w:pPr>
+        <w:tabs>
+          <w:tab w:val="num" w:pos="3600"/>
+        </w:tabs>
+        <w:ind w:left="4080" w:hanging="480"/>
+      </w:pPr>
+    </w:lvl>
+    <w:lvl w:ilvl="6">
+      <w:start w:val="1"/>
+      <w:numFmt w:val="decimal"/>
+      <w:lvlText w:val="%7."/>
+      <w:lvlJc w:val="left"/>
+      <w:pPr>
+        <w:tabs>
+          <w:tab w:val="num" w:pos="4320"/>
+        </w:tabs>
+        <w:ind w:left="4800" w:hanging="480"/>
+      </w:pPr>
+    </w:lvl>
+    <w:lvl w:ilvl="7">
+      <w:start w:val="1"/>
+      <w:numFmt w:val="decimal"/>
+      <w:lvlText w:val="%8."/>
+      <w:lvlJc w:val="left"/>
+      <w:pPr>
+        <w:tabs>
+          <w:tab w:val="num" w:pos="5040"/>
+        </w:tabs>
+        <w:ind w:left="5520" w:hanging="480"/>
+      </w:pPr>
+    </w:lvl>
+    <w:lvl w:ilvl="8">
+      <w:start w:val="1"/>
+      <w:numFmt w:val="decimal"/>
+      <w:lvlText w:val="%9."/>
+      <w:lvlJc w:val="left"/>
+      <w:pPr>
+        <w:tabs>
+          <w:tab w:val="num" w:pos="5760"/>
+        </w:tabs>
+        <w:ind w:left="6240" w:hanging="480"/>
+      </w:pPr>
+    </w:lvl>
+  </w:abstractNum>
   <w:num w:numId="1000">
     <w:abstractNumId w:val="990"/>
   </w:num>
@@ -2567,7 +2733,34 @@
     <w:abstractNumId w:val="991"/>
   </w:num>
   <w:num w:numId="1002">
-    <w:abstractNumId w:val="991"/>
+    <w:abstractNumId w:val="99411"/>
+    <w:lvlOverride w:ilvl="0">
+      <w:startOverride w:val="1"/>
+    </w:lvlOverride>
+    <w:lvlOverride w:ilvl="1">
+      <w:startOverride w:val="1"/>
+    </w:lvlOverride>
+    <w:lvlOverride w:ilvl="2">
+      <w:startOverride w:val="1"/>
+    </w:lvlOverride>
+    <w:lvlOverride w:ilvl="3">
+      <w:startOverride w:val="1"/>
+    </w:lvlOverride>
+    <w:lvlOverride w:ilvl="4">
+      <w:startOverride w:val="1"/>
+    </w:lvlOverride>
+    <w:lvlOverride w:ilvl="5">
+      <w:startOverride w:val="1"/>
+    </w:lvlOverride>
+    <w:lvlOverride w:ilvl="6">
+      <w:startOverride w:val="1"/>
+    </w:lvlOverride>
+    <w:lvlOverride w:ilvl="7">
+      <w:startOverride w:val="1"/>
+    </w:lvlOverride>
+    <w:lvlOverride w:ilvl="8">
+      <w:startOverride w:val="1"/>
+    </w:lvlOverride>
   </w:num>
   <w:num w:numId="1003">
     <w:abstractNumId w:val="991"/>
@@ -2576,6 +2769,15 @@
     <w:abstractNumId w:val="991"/>
   </w:num>
   <w:num w:numId="1005">
+    <w:abstractNumId w:val="991"/>
+  </w:num>
+  <w:num w:numId="1006">
+    <w:abstractNumId w:val="991"/>
+  </w:num>
+  <w:num w:numId="1007">
+    <w:abstractNumId w:val="991"/>
+  </w:num>
+  <w:num w:numId="1008">
     <w:abstractNumId w:val="991"/>
   </w:num>
 </w:numbering>

--- a/downloads/teacher/04 Units/Unit 02 - Individual Growth and Life Readiness - Me, My Goals, My Money/Lesson 02.17 - The Crisis and Panic Selling.docx
+++ b/downloads/teacher/04 Units/Unit 02 - Individual Growth and Life Readiness - Me, My Goals, My Money/Lesson 02.17 - The Crisis and Panic Selling.docx
@@ -471,52 +471,7 @@
         <w:pStyle w:val="Compact"/>
       </w:pPr>
       <w:r>
-        <w:t xml:space="preserve">Setup notes: before class on Day 1, use Jump to Window to set the market to window 25, the first crisis window, so the crisis dispatch is the first thing students see when they log in. Do not tell them the day before. In Sal’s simulation the crisis runs windows 25 to 32: Sparkstone and Cloudberry fall 15 to 25 percent per window, Iron Vault and Crown Seal barely move, Honeypot does not move, Willowbrook dips and recovers, Meadowgold drops 5 to 10 percent.</w:t>
-      </w:r>
-      <w:r>
-        <w:t xml:space="preserve"> </w:t>
-      </w:r>
-      <w:r>
-        <w:rPr>
-          <w:rStyle w:val="TeacherNote"/>
-        </w:rPr>
-        <w:t xml:space="preserve">[Sal: confirm the crisis window numbers and the name of the crisis on the live site; your files call it The Great Dustfall in one place and The Clash of the Deep in another. This unit says</w:t>
-      </w:r>
-      <w:r>
-        <w:rPr>
-          <w:rStyle w:val="TeacherNote"/>
-        </w:rPr>
-        <w:t xml:space="preserve"> </w:t>
-      </w:r>
-      <w:r>
-        <w:rPr>
-          <w:rStyle w:val="TeacherNote"/>
-        </w:rPr>
-        <w:t xml:space="preserve">“</w:t>
-      </w:r>
-      <w:r>
-        <w:rPr>
-          <w:rStyle w:val="TeacherNote"/>
-        </w:rPr>
-        <w:t xml:space="preserve">the crisis.</w:t>
-      </w:r>
-      <w:r>
-        <w:rPr>
-          <w:rStyle w:val="TeacherNote"/>
-        </w:rPr>
-        <w:t xml:space="preserve">”</w:t>
-      </w:r>
-      <w:r>
-        <w:rPr>
-          <w:rStyle w:val="TeacherNote"/>
-        </w:rPr>
-        <w:t xml:space="preserve">]</w:t>
-      </w:r>
-      <w:r>
-        <w:t xml:space="preserve"> </w:t>
-      </w:r>
-      <w:r>
-        <w:t xml:space="preserve">Have the class list ready for the clipboard check on emotion words. Tell the health teacher this is the week the stress lesson happens, so the words match.</w:t>
+        <w:t xml:space="preserve">Setup notes: before class on Day 1, use Jump to Window to set the market to window 25, the first crisis window, so the crisis dispatch is the first thing students see when they log in. Do not tell them the day before. In the simulation the crisis runs windows 25 to 32: Sparkstone and Cloudberry fall 15 to 25 percent per window, Iron Vault and Crown Seal barely move, Honeypot does not move, Willowbrook dips and recovers, Meadowgold drops 5 to 10 percent. Have the class list ready for the clipboard check on emotion words. Tell the health teacher this is the week the stress lesson happens, so the words match.</w:t>
       </w:r>
     </w:p>
     <w:p>
@@ -926,6 +881,9 @@
           </w:p>
         </w:tc>
         <w:tc>
+          <w:p/>
+        </w:tc>
+        <w:tc>
           <w:p>
             <w:pPr>
               <w:pStyle w:val="Compact"/>
@@ -935,9 +893,6 @@
               <w:t xml:space="preserve">4 min</w:t>
             </w:r>
           </w:p>
-        </w:tc>
-        <w:tc>
-          <w:p/>
         </w:tc>
       </w:tr>
       <w:tr>
@@ -1083,15 +1038,6 @@
             <w:r>
               <w:t xml:space="preserve">Slides 9 and 10, one crash each, at a middle school level. Crash 1, 2008: banks had lent money for houses to people who could not pay it back; when the loans failed, the banks failed, and the big stock market index fell about half over a year and a half. It took about four years to get back to where it was. People who sold at the bottom and never came back missed the recovery. Crash 2, 2020: a virus closed most of the world in a month; the same index fell about a third in about five weeks, then got back to where it was in about five months. Both times, the safe assets (government bonds, savings accounts) held. Both times, the people who kept buying a little every month came out ahead. Say the caution too: not every company recovers; some of the companies that fell in 2008 never came back. That is why diversification, not one lucky guess.</w:t>
             </w:r>
-            <w:r>
-              <w:t xml:space="preserve"> </w:t>
-            </w:r>
-            <w:r>
-              <w:rPr>
-                <w:rStyle w:val="TeacherNote"/>
-              </w:rPr>
-              <w:t xml:space="preserve">[Sal: check the figures against a current source before presenting; they are rounded from widely reported numbers.]</w:t>
-            </w:r>
           </w:p>
         </w:tc>
         <w:tc>
@@ -1269,6 +1215,9 @@
           </w:p>
         </w:tc>
         <w:tc>
+          <w:p/>
+        </w:tc>
+        <w:tc>
           <w:p>
             <w:pPr>
               <w:pStyle w:val="Compact"/>
@@ -1278,9 +1227,6 @@
               <w:t xml:space="preserve">4 min</w:t>
             </w:r>
           </w:p>
-        </w:tc>
-        <w:tc>
-          <w:p/>
         </w:tc>
       </w:tr>
     </w:tbl>
@@ -2127,22 +2073,7 @@
         <w:pStyle w:val="Compact"/>
       </w:pPr>
       <w:r>
-        <w:t xml:space="preserve">Sal’s own materials:</w:t>
-      </w:r>
-      <w:r>
-        <w:t xml:space="preserve"> </w:t>
-      </w:r>
-      <w:r>
-        <w:rPr>
-          <w:rStyle w:val="VerbatimChar"/>
-        </w:rPr>
-        <w:t xml:space="preserve">Fortune_Street_Lesson_Plan.docx</w:t>
-      </w:r>
-      <w:r>
-        <w:t xml:space="preserve"> </w:t>
-      </w:r>
-      <w:r>
-        <w:t xml:space="preserve">(Days 7 and 8, the crisis and holding strategy, and the warm-up</w:t>
+        <w:t xml:space="preserve">My own materials: my original ClassroomStreet plan (Days 7 and 8, the crisis and holding strategy, and the warm-up</w:t>
       </w:r>
       <w:r>
         <w:t xml:space="preserve"> </w:t>
@@ -2157,22 +2088,7 @@
         <w:t xml:space="preserve">”</w:t>
       </w:r>
       <w:r>
-        <w:t xml:space="preserve">);</w:t>
-      </w:r>
-      <w:r>
-        <w:t xml:space="preserve"> </w:t>
-      </w:r>
-      <w:r>
-        <w:rPr>
-          <w:rStyle w:val="VerbatimChar"/>
-        </w:rPr>
-        <w:t xml:space="preserve">Fortune_Street_How_To_Guide.docx</w:t>
-      </w:r>
-      <w:r>
-        <w:t xml:space="preserve"> </w:t>
-      </w:r>
-      <w:r>
-        <w:t xml:space="preserve">section 7 (managing the crisis,</w:t>
+        <w:t xml:space="preserve">); the same plan, section 7 (managing the crisis,</w:t>
       </w:r>
       <w:r>
         <w:t xml:space="preserve"> </w:t>
@@ -2187,22 +2103,7 @@
         <w:t xml:space="preserve">”</w:t>
       </w:r>
       <w:r>
-        <w:t xml:space="preserve">);</w:t>
-      </w:r>
-      <w:r>
-        <w:t xml:space="preserve"> </w:t>
-      </w:r>
-      <w:r>
-        <w:rPr>
-          <w:rStyle w:val="VerbatimChar"/>
-        </w:rPr>
-        <w:t xml:space="preserve">FortuneStreet/README.md</w:t>
-      </w:r>
-      <w:r>
-        <w:t xml:space="preserve"> </w:t>
-      </w:r>
-      <w:r>
-        <w:t xml:space="preserve">(the crisis price rules by venture).</w:t>
+        <w:t xml:space="preserve">); my ClassroomStreet site notes (the crisis price rules by venture).</w:t>
       </w:r>
     </w:p>
     <w:p>
@@ -2216,15 +2117,6 @@
       <w:r>
         <w:t xml:space="preserve">The 2008 and 2020 figures are rounded from widely reported values for the S&amp;P 500 index (a fall of about 57 percent from October 2007 to March 2009, recovered by 2013; a fall of about 34 percent from February 19 to March 23, 2020, recovered by August 2020).</w:t>
       </w:r>
-      <w:r>
-        <w:t xml:space="preserve"> </w:t>
-      </w:r>
-      <w:r>
-        <w:rPr>
-          <w:rStyle w:val="TeacherNote"/>
-        </w:rPr>
-        <w:t xml:space="preserve">[Sal: verify against a current source before the slides go on the site.]</w:t>
-      </w:r>
     </w:p>
     <w:p>
       <w:pPr>
@@ -2312,21 +2204,6 @@
       </w:pPr>
       <w:r>
         <w:t xml:space="preserve">Do not tell the class the recovery starts next lesson. Some of them will figure it out from the last dispatch of Day 2 and buy low; that is the best possible Entry 7.</w:t>
-      </w:r>
-    </w:p>
-    <w:p>
-      <w:pPr>
-        <w:numPr>
-          <w:ilvl w:val="0"/>
-          <w:numId w:val="1008"/>
-        </w:numPr>
-        <w:pStyle w:val="Compact"/>
-      </w:pPr>
-      <w:r>
-        <w:rPr>
-          <w:rStyle w:val="TeacherNote"/>
-        </w:rPr>
-        <w:t xml:space="preserve">[Sal: your Day 8 warm-up about the friend who sold is a better four-corners opener than mine if you want to use it. It is quoted in the Sources.]</w:t>
       </w:r>
     </w:p>
     <w:sectPr>
